--- a/HR Documents/Station Clearance Form - INJAAZ.DOCX
+++ b/HR Documents/Station Clearance Form - INJAAZ.DOCX
@@ -2,99 +2,96 @@
 <file path=word/document.xml><?xml version="1.0" encoding="utf-8"?>
 <w:document xmlns:wpc="http://schemas.microsoft.com/office/word/2010/wordprocessingCanvas" xmlns:mc="http://schemas.openxmlformats.org/markup-compatibility/2006" xmlns:o="urn:schemas-microsoft-com:office:office" xmlns:r="http://schemas.openxmlformats.org/officeDocument/2006/relationships" xmlns:m="http://schemas.openxmlformats.org/officeDocument/2006/math" xmlns:v="urn:schemas-microsoft-com:vml" xmlns:wp14="http://schemas.microsoft.com/office/word/2010/wordprocessingDrawing" xmlns:wp="http://schemas.openxmlformats.org/drawingml/2006/wordprocessingDrawing" xmlns:w10="urn:schemas-microsoft-com:office:word" xmlns:w="http://schemas.openxmlformats.org/wordprocessingml/2006/main" xmlns:w14="http://schemas.microsoft.com/office/word/2010/wordml" xmlns:wpg="http://schemas.microsoft.com/office/word/2010/wordprocessingGroup" xmlns:wpi="http://schemas.microsoft.com/office/word/2010/wordprocessingInk" xmlns:wne="http://schemas.microsoft.com/office/word/2006/wordml" xmlns:wps="http://schemas.microsoft.com/office/word/2010/wordprocessingShape" mc:Ignorable="w14 wp14">
   <w:body>
-    <w:p>
-      <w:pPr>
-        <w:rPr>
-          <w:b/>
-          <w:bCs/>
-          <w:sz w:val="36"/>
-          <w:u w:val="single"/>
-        </w:rPr>
-      </w:pPr>
-    </w:p>
-    <w:p>
-      <w:pPr>
-        <w:rPr>
-          <w:b/>
-          <w:bCs/>
-          <w:sz w:val="36"/>
-          <w:u w:val="single"/>
-        </w:rPr>
-      </w:pPr>
-      <w:r>
-        <w:rPr>
-          <w:b/>
-          <w:bCs/>
-          <w:sz w:val="36"/>
-        </w:rPr>
-        <w:t xml:space="preserve">                           </w:t>
-      </w:r>
-      <w:r>
-        <w:rPr>
-          <w:b/>
-          <w:bCs/>
-          <w:sz w:val="36"/>
-          <w:u w:val="single"/>
-        </w:rPr>
-        <w:t>Station Clearance</w:t>
-      </w:r>
-      <w:r>
-        <w:rPr>
-          <w:b/>
-          <w:bCs/>
-          <w:sz w:val="36"/>
-          <w:u w:val="single"/>
-        </w:rPr>
-        <w:t xml:space="preserve"> Form</w:t>
-      </w:r>
-    </w:p>
-    <w:p>
-      <w:pPr>
-        <w:jc w:val="both"/>
-        <w:rPr>
-          <w:bCs/>
-          <w:color w:val="FF0000"/>
-        </w:rPr>
-      </w:pPr>
-    </w:p>
-    <w:p>
-      <w:pPr>
-        <w:ind w:left="-900"/>
-        <w:jc w:val="both"/>
-        <w:rPr>
-          <w:bCs/>
-          <w:color w:val="0070C0"/>
-          <w:sz w:val="22"/>
-          <w:szCs w:val="22"/>
-        </w:rPr>
-      </w:pPr>
-      <w:r>
-        <w:rPr>
-          <w:bCs/>
-          <w:color w:val="0070C0"/>
-          <w:sz w:val="22"/>
-          <w:szCs w:val="22"/>
-        </w:rPr>
-        <w:t xml:space="preserve">    </w:t>
-      </w:r>
-      <w:r>
-        <w:rPr>
-          <w:bCs/>
-          <w:color w:val="0070C0"/>
-          <w:sz w:val="22"/>
-          <w:szCs w:val="22"/>
-        </w:rPr>
-        <w:t>The following departments must ensure that all exit formalities have been conducted for transferring employees.</w:t>
-      </w:r>
-    </w:p>
-    <w:p>
-      <w:pPr>
-        <w:jc w:val="both"/>
-        <w:rPr>
-          <w:bCs/>
-        </w:rPr>
-      </w:pPr>
-    </w:p>
+    <w:tbl>
+      <w:tblPr>
+        <w:tblW w:type="auto" w:w="0"/>
+        <w:tblLayout w:type="fixed"/>
+        <w:tblLook w:firstColumn="1" w:firstRow="1" w:lastColumn="0" w:lastRow="0" w:noHBand="0" w:noVBand="1" w:val="04A0"/>
+      </w:tblPr>
+      <w:tblGrid>
+        <w:gridCol w:w="4725"/>
+        <w:gridCol w:w="4725"/>
+      </w:tblGrid>
+      <w:tr>
+        <w:trPr>
+          <w:trHeight w:val="240" w:hRule="atLeast"/>
+        </w:trPr>
+        <w:tc>
+          <w:tcPr>
+            <w:tcW w:type="dxa" w:w="7654"/>
+            <w:tcMar>
+              <w:top w:w="60" w:type="dxa"/>
+              <w:bottom w:w="0" w:type="dxa"/>
+            </w:tcMar>
+          </w:tcPr>
+          <w:p>
+            <w:pPr>
+              <w:keepLines/>
+              <w:spacing w:after="0"/>
+              <w:jc w:val="left"/>
+            </w:pPr>
+            <w:r/>
+            <w:r>
+              <w:rPr>
+                <w:rFonts w:ascii="Calibri" w:hAnsi="Calibri"/>
+                <w:b/>
+                <w:sz w:val="40"/>
+              </w:rPr>
+              <w:t>Station Clearance Form</w:t>
+            </w:r>
+          </w:p>
+        </w:tc>
+        <w:tc>
+          <w:tcPr>
+            <w:tcW w:type="dxa" w:w="1984"/>
+            <w:tcMar>
+              <w:top w:w="60" w:type="dxa"/>
+              <w:bottom w:w="0" w:type="dxa"/>
+            </w:tcMar>
+          </w:tcPr>
+          <w:p>
+            <w:pPr>
+              <w:spacing w:after="0"/>
+              <w:jc w:val="right"/>
+            </w:pPr>
+            <w:r>
+              <w:drawing>
+                <wp:inline xmlns:a="http://schemas.openxmlformats.org/drawingml/2006/main" xmlns:pic="http://schemas.openxmlformats.org/drawingml/2006/picture">
+                  <wp:extent cx="648000" cy="609405"/>
+                  <wp:docPr id="1" name="Picture 1"/>
+                  <wp:cNvGraphicFramePr>
+                    <a:graphicFrameLocks noChangeAspect="1"/>
+                  </wp:cNvGraphicFramePr>
+                  <a:graphic>
+                    <a:graphicData uri="http://schemas.openxmlformats.org/drawingml/2006/picture">
+                      <pic:pic>
+                        <pic:nvPicPr>
+                          <pic:cNvPr id="0" name="image.png"/>
+                          <pic:cNvPicPr/>
+                        </pic:nvPicPr>
+                        <pic:blipFill>
+                          <a:blip r:embed="rId11"/>
+                          <a:stretch>
+                            <a:fillRect/>
+                          </a:stretch>
+                        </pic:blipFill>
+                        <pic:spPr>
+                          <a:xfrm>
+                            <a:off x="0" y="0"/>
+                            <a:ext cx="648000" cy="609405"/>
+                          </a:xfrm>
+                          <a:prstGeom prst="rect"/>
+                        </pic:spPr>
+                      </pic:pic>
+                    </a:graphicData>
+                  </a:graphic>
+                </wp:inline>
+              </w:drawing>
+            </w:r>
+          </w:p>
+        </w:tc>
+      </w:tr>
+    </w:tbl>
     <w:tbl>
       <w:tblPr>
         <w:tblW w:w="10350" w:type="dxa"/>
@@ -2565,30 +2562,6 @@
         </w:tc>
       </w:tr>
     </w:tbl>
-    <w:p>
-      <w:pPr>
-        <w:pStyle w:val="BodyText"/>
-        <w:ind w:right="119"/>
-        <w:rPr>
-          <w:b/>
-          <w:bCs/>
-          <w:color w:val="7F7F7F" w:themeColor="text1" w:themeTint="80"/>
-          <w:sz w:val="18"/>
-          <w:szCs w:val="18"/>
-          <w:lang w:val="en-GB"/>
-        </w:rPr>
-      </w:pPr>
-      <w:r>
-        <w:rPr>
-          <w:rFonts w:ascii="Arial"/>
-          <w:b/>
-          <w:color w:val="7F7F7F" w:themeColor="text1" w:themeTint="80"/>
-          <w:sz w:val="18"/>
-          <w:szCs w:val="18"/>
-        </w:rPr>
-        <w:t xml:space="preserve">                   </w:t>
-      </w:r>
-    </w:p>
     <w:sectPr>
       <w:headerReference w:type="default" r:id="rId7"/>
       <w:footerReference w:type="default" r:id="rId8"/>

--- a/HR Documents/Station Clearance Form - INJAAZ.DOCX
+++ b/HR Documents/Station Clearance Form - INJAAZ.DOCX
@@ -129,20 +129,8 @@
             <w:shd w:val="clear" w:color="auto" w:fill="D9D9D9"/>
           </w:tcPr>
           <w:p>
-            <w:pPr>
-              <w:rPr>
-                <w:b/>
-                <w:sz w:val="20"/>
-                <w:szCs w:val="20"/>
-              </w:rPr>
-            </w:pPr>
-            <w:r>
-              <w:rPr>
-                <w:b/>
-                <w:sz w:val="20"/>
-                <w:szCs w:val="20"/>
-              </w:rPr>
-              <w:t>Employee Name</w:t>
+            <w:r>
+              <w:t>{{ employee_name }}</w:t>
             </w:r>
           </w:p>
         </w:tc>
@@ -214,13 +202,9 @@
             </w:tcBorders>
           </w:tcPr>
           <w:p>
-            <w:pPr>
-              <w:rPr>
-                <w:bCs/>
-                <w:sz w:val="20"/>
-                <w:szCs w:val="20"/>
-              </w:rPr>
-            </w:pPr>
+            <w:r>
+              <w:t>{{ employee_id }}</w:t>
+            </w:r>
           </w:p>
         </w:tc>
       </w:tr>
@@ -238,20 +222,8 @@
             <w:shd w:val="clear" w:color="auto" w:fill="D9D9D9"/>
           </w:tcPr>
           <w:p>
-            <w:pPr>
-              <w:rPr>
-                <w:b/>
-                <w:sz w:val="20"/>
-                <w:szCs w:val="20"/>
-              </w:rPr>
-            </w:pPr>
-            <w:r>
-              <w:rPr>
-                <w:b/>
-                <w:sz w:val="20"/>
-                <w:szCs w:val="20"/>
-              </w:rPr>
-              <w:t>Employment Date</w:t>
+            <w:r>
+              <w:t>{{ employment_date }}</w:t>
             </w:r>
           </w:p>
         </w:tc>
@@ -323,12 +295,9 @@
             </w:tcBorders>
           </w:tcPr>
           <w:p>
-            <w:pPr>
-              <w:rPr>
-                <w:sz w:val="20"/>
-                <w:szCs w:val="20"/>
-              </w:rPr>
-            </w:pPr>
+            <w:r>
+              <w:t>{{ position }}</w:t>
+            </w:r>
           </w:p>
         </w:tc>
       </w:tr>
@@ -346,20 +315,8 @@
             <w:shd w:val="clear" w:color="auto" w:fill="D9D9D9"/>
           </w:tcPr>
           <w:p>
-            <w:pPr>
-              <w:rPr>
-                <w:b/>
-                <w:sz w:val="20"/>
-                <w:szCs w:val="20"/>
-              </w:rPr>
-            </w:pPr>
-            <w:r>
-              <w:rPr>
-                <w:b/>
-                <w:sz w:val="20"/>
-                <w:szCs w:val="20"/>
-              </w:rPr>
-              <w:t>Department</w:t>
+            <w:r>
+              <w:t>{{ department }}</w:t>
             </w:r>
           </w:p>
         </w:tc>
@@ -433,13 +390,9 @@
             </w:tcBorders>
           </w:tcPr>
           <w:p>
-            <w:pPr>
-              <w:rPr>
-                <w:bCs/>
-                <w:sz w:val="20"/>
-                <w:szCs w:val="20"/>
-              </w:rPr>
-            </w:pPr>
+            <w:r>
+              <w:t>{{ section }}</w:t>
+            </w:r>
           </w:p>
         </w:tc>
       </w:tr>
@@ -460,20 +413,8 @@
             <w:shd w:val="clear" w:color="auto" w:fill="D9D9D9"/>
           </w:tcPr>
           <w:p>
-            <w:pPr>
-              <w:rPr>
-                <w:b/>
-                <w:sz w:val="20"/>
-                <w:szCs w:val="20"/>
-              </w:rPr>
-            </w:pPr>
-            <w:r>
-              <w:rPr>
-                <w:b/>
-                <w:sz w:val="20"/>
-                <w:szCs w:val="20"/>
-              </w:rPr>
-              <w:t>Type of Departure:</w:t>
+            <w:r>
+              <w:t>{{ type_of_departure }}</w:t>
             </w:r>
           </w:p>
         </w:tc>
@@ -2445,29 +2386,8 @@
             </w:tcBorders>
           </w:tcPr>
           <w:p>
-            <w:pPr>
-              <w:rPr>
-                <w:b/>
-                <w:sz w:val="20"/>
-                <w:szCs w:val="20"/>
-              </w:rPr>
-            </w:pPr>
-          </w:p>
-          <w:p>
-            <w:pPr>
-              <w:jc w:val="center"/>
-              <w:rPr>
-                <w:sz w:val="20"/>
-                <w:szCs w:val="20"/>
-              </w:rPr>
-            </w:pPr>
-            <w:r>
-              <w:rPr>
-                <w:b/>
-                <w:sz w:val="20"/>
-                <w:szCs w:val="20"/>
-              </w:rPr>
-              <w:t>Remarks:</w:t>
+            <w:r>
+              <w:t>{{ remarks }}</w:t>
             </w:r>
           </w:p>
         </w:tc>

--- a/HR Documents/Station Clearance Form - INJAAZ.DOCX
+++ b/HR Documents/Station Clearance Form - INJAAZ.DOCX
@@ -130,7 +130,7 @@
           </w:tcPr>
           <w:p>
             <w:r>
-              <w:t>{{ employee_name }}</w:t>
+              <w:t>Employee Name {{ employee_name }}</w:t>
             </w:r>
           </w:p>
         </w:tc>
@@ -203,7 +203,7 @@
           </w:tcPr>
           <w:p>
             <w:r>
-              <w:t>{{ employee_id }}</w:t>
+              <w:t>Employee ID {{ employee_id }}</w:t>
             </w:r>
           </w:p>
         </w:tc>
@@ -223,7 +223,7 @@
           </w:tcPr>
           <w:p>
             <w:r>
-              <w:t>{{ employment_date }}</w:t>
+              <w:t>Employment Date {{ employment_date }}</w:t>
             </w:r>
           </w:p>
         </w:tc>
@@ -296,7 +296,7 @@
           </w:tcPr>
           <w:p>
             <w:r>
-              <w:t>{{ position }}</w:t>
+              <w:t>Position {{ position }}</w:t>
             </w:r>
           </w:p>
         </w:tc>
@@ -316,7 +316,7 @@
           </w:tcPr>
           <w:p>
             <w:r>
-              <w:t>{{ department }}</w:t>
+              <w:t>Department {{ department }}</w:t>
             </w:r>
           </w:p>
         </w:tc>
@@ -391,7 +391,7 @@
           </w:tcPr>
           <w:p>
             <w:r>
-              <w:t>{{ section }}</w:t>
+              <w:t>Section {{ section }}</w:t>
             </w:r>
           </w:p>
         </w:tc>
@@ -414,7 +414,7 @@
           </w:tcPr>
           <w:p>
             <w:r>
-              <w:t>{{ type_of_departure }}</w:t>
+              <w:t>Type of Departure {{ type_of_departure }}</w:t>
             </w:r>
           </w:p>
         </w:tc>
@@ -2387,7 +2387,7 @@
           </w:tcPr>
           <w:p>
             <w:r>
-              <w:t>{{ remarks }}</w:t>
+              <w:t>Remarks {{ remarks }}</w:t>
             </w:r>
           </w:p>
         </w:tc>
@@ -2408,37 +2408,8 @@
             </w:tcBorders>
           </w:tcPr>
           <w:p>
-            <w:pPr>
-              <w:rPr>
-                <w:b/>
-                <w:sz w:val="20"/>
-                <w:szCs w:val="20"/>
-              </w:rPr>
-            </w:pPr>
-          </w:p>
-          <w:p>
-            <w:pPr>
-              <w:rPr>
-                <w:b/>
-                <w:sz w:val="20"/>
-                <w:szCs w:val="20"/>
-              </w:rPr>
-            </w:pPr>
-            <w:r>
-              <w:rPr>
-                <w:b/>
-                <w:sz w:val="20"/>
-                <w:szCs w:val="20"/>
-              </w:rPr>
-              <w:t>Employee Signature</w:t>
-            </w:r>
-            <w:r>
-              <w:rPr>
-                <w:b/>
-                <w:sz w:val="20"/>
-                <w:szCs w:val="20"/>
-              </w:rPr>
-              <w:t>:</w:t>
+            <w:r>
+              <w:t>Employee Signature {{ employee_signature }}</w:t>
             </w:r>
           </w:p>
         </w:tc>
@@ -2454,29 +2425,8 @@
             </w:tcBorders>
           </w:tcPr>
           <w:p>
-            <w:pPr>
-              <w:rPr>
-                <w:b/>
-                <w:sz w:val="20"/>
-                <w:szCs w:val="20"/>
-              </w:rPr>
-            </w:pPr>
-          </w:p>
-          <w:p>
-            <w:pPr>
-              <w:rPr>
-                <w:b/>
-                <w:sz w:val="20"/>
-                <w:szCs w:val="20"/>
-              </w:rPr>
-            </w:pPr>
-            <w:r>
-              <w:rPr>
-                <w:b/>
-                <w:sz w:val="20"/>
-                <w:szCs w:val="20"/>
-              </w:rPr>
-              <w:t>Human Resources Manager:</w:t>
+            <w:r>
+              <w:t>HR Signature {{ hr_signature }}</w:t>
             </w:r>
           </w:p>
         </w:tc>

--- a/HR Documents/Station Clearance Form - INJAAZ.DOCX
+++ b/HR Documents/Station Clearance Form - INJAAZ.DOCX
@@ -130,7 +130,7 @@
           </w:tcPr>
           <w:p>
             <w:r>
-              <w:t>Employee Name {{ employee_name }}</w:t>
+              <w:t>{{ employee_name }}</w:t>
             </w:r>
           </w:p>
         </w:tc>
@@ -203,7 +203,7 @@
           </w:tcPr>
           <w:p>
             <w:r>
-              <w:t>Employee ID {{ employee_id }}</w:t>
+              <w:t>{{ employee_id }}</w:t>
             </w:r>
           </w:p>
         </w:tc>
@@ -223,7 +223,7 @@
           </w:tcPr>
           <w:p>
             <w:r>
-              <w:t>Employment Date {{ employment_date }}</w:t>
+              <w:t>{{ employment_date }}</w:t>
             </w:r>
           </w:p>
         </w:tc>
@@ -296,7 +296,7 @@
           </w:tcPr>
           <w:p>
             <w:r>
-              <w:t>Position {{ position }}</w:t>
+              <w:t>{{ position }}</w:t>
             </w:r>
           </w:p>
         </w:tc>
@@ -316,7 +316,7 @@
           </w:tcPr>
           <w:p>
             <w:r>
-              <w:t>Department {{ department }}</w:t>
+              <w:t>{{ department }}</w:t>
             </w:r>
           </w:p>
         </w:tc>
@@ -391,7 +391,7 @@
           </w:tcPr>
           <w:p>
             <w:r>
-              <w:t>Section {{ section }}</w:t>
+              <w:t>{{ section }}</w:t>
             </w:r>
           </w:p>
         </w:tc>
@@ -414,7 +414,7 @@
           </w:tcPr>
           <w:p>
             <w:r>
-              <w:t>Type of Departure {{ type_of_departure }}</w:t>
+              <w:t>{{ type_of_departure }}</w:t>
             </w:r>
           </w:p>
         </w:tc>
@@ -486,6 +486,9 @@
                 <w:szCs w:val="20"/>
               </w:rPr>
             </w:pPr>
+            <w:r>
+              <w:t>{{ last_working_date }}</w:t>
+            </w:r>
           </w:p>
         </w:tc>
       </w:tr>
@@ -670,6 +673,9 @@
                 <w:szCs w:val="20"/>
               </w:rPr>
             </w:pPr>
+            <w:r>
+              <w:t>{{ tasks_handed_over }}</w:t>
+            </w:r>
           </w:p>
         </w:tc>
         <w:tc>
@@ -770,6 +776,9 @@
                 <w:szCs w:val="20"/>
               </w:rPr>
             </w:pPr>
+            <w:r>
+              <w:t>{{ documents_handed_over }}</w:t>
+            </w:r>
           </w:p>
         </w:tc>
         <w:tc>
@@ -872,6 +881,9 @@
                 <w:szCs w:val="20"/>
               </w:rPr>
             </w:pPr>
+            <w:r>
+              <w:t>{{ files_handed_over }}</w:t>
+            </w:r>
           </w:p>
         </w:tc>
         <w:tc>
@@ -964,6 +976,9 @@
                 <w:szCs w:val="20"/>
               </w:rPr>
             </w:pPr>
+            <w:r>
+              <w:t>{{ keys_returned }}</w:t>
+            </w:r>
           </w:p>
         </w:tc>
         <w:tc>
@@ -1056,6 +1071,9 @@
                 <w:szCs w:val="20"/>
               </w:rPr>
             </w:pPr>
+            <w:r>
+              <w:t>{{ toolbox_returned }}</w:t>
+            </w:r>
           </w:p>
         </w:tc>
         <w:tc>
@@ -1148,6 +1166,9 @@
                 <w:szCs w:val="20"/>
               </w:rPr>
             </w:pPr>
+            <w:r>
+              <w:t>{{ access_card_returned }}</w:t>
+            </w:r>
           </w:p>
         </w:tc>
         <w:tc>
@@ -1250,6 +1271,9 @@
                 <w:szCs w:val="20"/>
               </w:rPr>
             </w:pPr>
+            <w:r>
+              <w:t>{{ dept_others }}</w:t>
+            </w:r>
           </w:p>
         </w:tc>
         <w:tc>
@@ -1376,6 +1400,9 @@
             <w:pPr>
               <w:spacing w:line="276" w:lineRule="auto"/>
             </w:pPr>
+            <w:r>
+              <w:t>{{ email_cancelled }}</w:t>
+            </w:r>
           </w:p>
         </w:tc>
         <w:tc>
@@ -1455,6 +1482,9 @@
             <w:pPr>
               <w:spacing w:line="276" w:lineRule="auto"/>
             </w:pPr>
+            <w:r>
+              <w:t>{{ software_hardware_returned }}</w:t>
+            </w:r>
           </w:p>
         </w:tc>
         <w:tc>
@@ -1539,6 +1569,9 @@
                 <w:szCs w:val="20"/>
               </w:rPr>
             </w:pPr>
+            <w:r>
+              <w:t>{{ laptop_returned }}</w:t>
+            </w:r>
           </w:p>
         </w:tc>
         <w:tc>
@@ -1746,6 +1779,9 @@
                 <w:szCs w:val="20"/>
               </w:rPr>
             </w:pPr>
+            <w:r>
+              <w:t>{{ it_others }}</w:t>
+            </w:r>
           </w:p>
         </w:tc>
         <w:tc>
@@ -1880,6 +1916,9 @@
             <w:pPr>
               <w:spacing w:line="276" w:lineRule="auto"/>
             </w:pPr>
+            <w:r>
+              <w:t>{{ file_shifted }}</w:t>
+            </w:r>
           </w:p>
         </w:tc>
         <w:tc>
@@ -1975,6 +2014,9 @@
             <w:pPr>
               <w:spacing w:line="276" w:lineRule="auto"/>
             </w:pPr>
+            <w:r>
+              <w:t>{{ dues_paid }}</w:t>
+            </w:r>
           </w:p>
         </w:tc>
         <w:tc>
@@ -2062,6 +2104,9 @@
                 <w:szCs w:val="20"/>
               </w:rPr>
             </w:pPr>
+            <w:r>
+              <w:t>{{ medical_card_returned }}</w:t>
+            </w:r>
           </w:p>
         </w:tc>
         <w:tc>
@@ -2152,6 +2197,9 @@
             <w:pPr>
               <w:spacing w:line="276" w:lineRule="auto"/>
             </w:pPr>
+            <w:r>
+              <w:t>{{ hr_others }}</w:t>
+            </w:r>
           </w:p>
         </w:tc>
         <w:tc>
@@ -2273,6 +2321,9 @@
             <w:pPr>
               <w:spacing w:line="276" w:lineRule="auto"/>
             </w:pPr>
+            <w:r>
+              <w:t>{{ eos_transfer }}</w:t>
+            </w:r>
           </w:p>
         </w:tc>
         <w:tc>
@@ -2355,6 +2406,9 @@
             <w:pPr>
               <w:spacing w:line="276" w:lineRule="auto"/>
             </w:pPr>
+            <w:r>
+              <w:t>{{ finance_others }}</w:t>
+            </w:r>
           </w:p>
         </w:tc>
         <w:tc>
@@ -2387,7 +2441,7 @@
           </w:tcPr>
           <w:p>
             <w:r>
-              <w:t>Remarks {{ remarks }}</w:t>
+              <w:t>{{ remarks }}</w:t>
             </w:r>
           </w:p>
         </w:tc>
@@ -2409,7 +2463,7 @@
           </w:tcPr>
           <w:p>
             <w:r>
-              <w:t>Employee Signature {{ employee_signature }}</w:t>
+              <w:t>{{ employee_signature }}</w:t>
             </w:r>
           </w:p>
         </w:tc>
@@ -2426,7 +2480,7 @@
           </w:tcPr>
           <w:p>
             <w:r>
-              <w:t>HR Signature {{ hr_signature }}</w:t>
+              <w:t>{{ hr_signature }}</w:t>
             </w:r>
           </w:p>
         </w:tc>
